--- a/2026/EL MIRADOR/CERTIFICADOS LIBRE DEUDA/LOC 3/CERTIFICADO DEUDA.docx
+++ b/2026/EL MIRADOR/CERTIFICADOS LIBRE DEUDA/LOC 3/CERTIFICADO DEUDA.docx
@@ -76,7 +76,23 @@
           <w:b/>
           <w:bCs/>
         </w:rPr>
-        <w:t>Fideicomiso 25 de Mayo 837</w:t>
+        <w:t xml:space="preserve">Fideicomiso 25 de </w:t>
+      </w:r>
+      <w:proofErr w:type="gramStart"/>
+      <w:r>
+        <w:rPr>
+          <w:b/>
+          <w:bCs/>
+        </w:rPr>
+        <w:t>Mayo</w:t>
+      </w:r>
+      <w:proofErr w:type="gramEnd"/>
+      <w:r>
+        <w:rPr>
+          <w:b/>
+          <w:bCs/>
+        </w:rPr>
+        <w:t xml:space="preserve"> 837</w:t>
       </w:r>
       <w:r>
         <w:t xml:space="preserve">, de la ciudad de </w:t>
@@ -109,14 +125,24 @@
         <w:t>CERTIFICO</w:t>
       </w:r>
       <w:r>
-        <w:t xml:space="preserve"> que la </w:t>
-      </w:r>
-      <w:r>
-        <w:rPr>
-          <w:b/>
-          <w:bCs/>
-        </w:rPr>
-        <w:t>Unidad Funcional N.º</w:t>
+        <w:t xml:space="preserve"> que </w:t>
+      </w:r>
+      <w:r>
+        <w:t xml:space="preserve">el </w:t>
+      </w:r>
+      <w:r>
+        <w:rPr>
+          <w:b/>
+          <w:bCs/>
+        </w:rPr>
+        <w:t>local</w:t>
+      </w:r>
+      <w:r>
+        <w:rPr>
+          <w:b/>
+          <w:bCs/>
+        </w:rPr>
+        <w:t xml:space="preserve"> N.º</w:t>
       </w:r>
       <w:r>
         <w:rPr>
@@ -160,7 +186,23 @@
           <w:b/>
           <w:bCs/>
         </w:rPr>
-        <w:t>30 de Agosto del 2026.</w:t>
+        <w:t xml:space="preserve">30 de </w:t>
+      </w:r>
+      <w:proofErr w:type="gramStart"/>
+      <w:r>
+        <w:rPr>
+          <w:b/>
+          <w:bCs/>
+        </w:rPr>
+        <w:t>Agosto</w:t>
+      </w:r>
+      <w:proofErr w:type="gramEnd"/>
+      <w:r>
+        <w:rPr>
+          <w:b/>
+          <w:bCs/>
+        </w:rPr>
+        <w:t xml:space="preserve"> del 2026.</w:t>
       </w:r>
     </w:p>
     <w:p>
